--- a/Base Application/Inventory/Reports/InventoryPurchaseOrders.docx
+++ b/Base Application/Inventory/Reports/InventoryPurchaseOrders.docx
@@ -4990,195 +4990,141 @@
 </we:webextension>
 </file>
 
-<file path=customXml/item1.xml>��< ? x m l   v e r s i o n = " 1 . 0 "   e n c o d i n g = " u t f - 1 6 " ? > - 
- < N a v W o r d R e p o r t X m l P a r t   x m l n s = " u r n : m i c r o s o f t - d y n a m i c s - n a v / r e p o r t s / F S _ Y S D _ I n v e n t o r y P u r c h a s e O r d e r s / 5 0 0 0 9 / " > - 
-     < B C R e p o r t I n f o r m a t i o n > - 
-         < R e p o r t M e t a d a t a > - 
-             < E x t e n s i o n I d > E x t e n s i o n   I D < / E x t e n s i o n I d > - 
-             < E x t e n s i o n N a m e > E x t e n s i o n   N a m e < / E x t e n s i o n N a m e > - 
-             < E x t e n s i o n P u b l i s h e r > E x t e n s i o n   P u b l i s h e r < / E x t e n s i o n P u b l i s h e r > - 
-             < E x t e n s i o n V e r s i o n > E x t e n s i o n   V e r s i o n < / E x t e n s i o n V e r s i o n > - 
-             < R e p o r t I d > R e p o r t   I D < / R e p o r t I d > - 
-             < R e p o r t N a m e > R e p o r t   N a m e < / R e p o r t N a m e > - 
-             < A b o u t T h i s R e p o r t T i t l e > A b o u t   T h i s   R e p o r t   T i t l e < / A b o u t T h i s R e p o r t T i t l e > - 
-             < A b o u t T h i s R e p o r t T e x t > A b o u t   T h i s   R e p o r t   T e x t < / A b o u t T h i s R e p o r t T e x t > - 
-             < R e p o r t H e l p L i n k > R e p o r t   H e l p   L i n k < / R e p o r t H e l p L i n k > - 
-         < / R e p o r t M e t a d a t a > - 
-         < R e p o r t R e q u e s t > - 
-             < T e n a n t E n t r a I d > T e n a n t   E n t r a   I d < / T e n a n t E n t r a I d > - 
-             < E n v i r o n m e n t N a m e > E n v i r o n m e n t   N a m e < / E n v i r o n m e n t N a m e > - 
-             < E n v i r o n m e n t T y p e > E n v i r o n m e n t   T y p e < / E n v i r o n m e n t T y p e > - 
-             < C o m p a n y N a m e > C o m p a n y   N a m e < / C o m p a n y N a m e > - 
-             < C o m p a n y D i s p l a y N a m e > C o m p a n y   D i s p l a y   N a m e < / C o m p a n y D i s p l a y N a m e > - 
-             < C o m p a n y I d > C o m p a n y   I D < / C o m p a n y I d > - 
-             < U s e r N a m e > U s e r   N a m e < / U s e r N a m e > - 
-             < D a t e A n d T i m e > D a t e   a n d   T i m e < / D a t e A n d T i m e > - 
-             < L a n g u a g e > L a n g u a g e < / L a n g u a g e > - 
-             < F o r m a t R e g i o n > F o r m a t   R e g i o n < / F o r m a t R e g i o n > - 
-             < D a t e T i m e V a l u e s > - 
-                 < Y e a r > Y e a r < / Y e a r > - 
-                 < M o n t h N u m b e r > M o n t h   N u m b e r < / M o n t h N u m b e r > - 
-                 < D a y N u m b e r > D a y   N u m b e r < / D a y N u m b e r > - 
-                 < H o u r > H o u r < / H o u r > - 
-                 < M i n u t e > M i n u t e < / M i n u t e > - 
-             < / D a t e T i m e V a l u e s > - 
-         < / R e p o r t R e q u e s t > - 
-     < / B C R e p o r t I n f o r m a t i o n > - 
-     < L a b e l s > - 
-         < A b o u t T h e R e p o r t L b l > A b o u t T h e R e p o r t L b l < / A b o u t T h e R e p o r t L b l > - 
-         < A m t O n O r d e r I n c l V A T L b l > A m t O n O r d e r I n c l V A T L b l < / A m t O n O r d e r I n c l V A T L b l > - 
-         < C o m p a n y L b l > C o m p a n y L b l < / C o m p a n y L b l > - 
-         < D a t a R e t r i e v e d > D a t a R e t r i e v e d < / D a t a R e t r i e v e d > - 
-         < D i r e c t U n i t C o s t _ P u r c h L i n e C a p t i o n > D i r e c t U n i t C o s t _ P u r c h L i n e C a p t i o n < / D i r e c t U n i t C o s t _ P u r c h L i n e C a p t i o n > - 
-         < D o c u m e n t a t i o n L b l > D o c u m e n t a t i o n L b l < / D o c u m e n t a t i o n L b l > - 
-         < D o c u m e n t N o _ P u r c h a s e L i n e C a p t i o n > D o c u m e n t N o _ P u r c h a s e L i n e C a p t i o n < / D o c u m e n t N o _ P u r c h a s e L i n e C a p t i o n > - 
-         < E n v i r o n m e n t L b l > E n v i r o n m e n t L b l < / E n v i r o n m e n t L b l > - 
-         < E x p e c t e d R e c e i p t D a t e L b l > E x p e c t e d R e c e i p t D a t e L b l < / E x p e c t e d R e c e i p t D a t e L b l > - 
-         < I n v D i s c o u n t A m o u n t L b l > I n v D i s c o u n t A m o u n t L b l < / I n v D i s c o u n t A m o u n t L b l > - 
-         < I n v e n t o r y P u r c h O r d e r s L b l > I n v e n t o r y P u r c h O r d e r s L b l < / I n v e n t o r y P u r c h O r d e r s L b l > - 
-         < I n v e n t o r y P u r c h O r d e r s P r i n t L b l > I n v e n t o r y P u r c h O r d e r s P r i n t L b l < / I n v e n t o r y P u r c h O r d e r s P r i n t L b l > - 
-         < I n v P u r c h O r d e r s A n a l y s i s L b l > I n v P u r c h O r d e r s A n a l y s i s L b l < / I n v P u r c h O r d e r s A n a l y s i s L b l > - 
-         < I t e m D e s c L b l > I t e m D e s c L b l < / I t e m D e s c L b l > - 
-         < I t e m N o L b l > I t e m N o L b l < / I t e m N o L b l > - 
-         < L i n e D i s c o u n t L b l > L i n e D i s c o u n t L b l < / L i n e D i s c o u n t L b l > - 
-         < O u t S t a n d i n g Q t y _ P u r c h L i n e C a p t i o n > O u t S t a n d i n g Q t y _ P u r c h L i n e C a p t i o n < / O u t S t a n d i n g Q t y _ P u r c h L i n e C a p t i o n > - 
-         < Q t y O n B a c k O r d e r L b l > Q t y O n B a c k O r d e r L b l < / Q t y O n B a c k O r d e r L b l > - 
-         < Q u a n t i t y _ P u r c h a s e L i n e C a p t i o n > Q u a n t i t y _ P u r c h a s e L i n e C a p t i o n < / Q u a n t i t y _ P u r c h a s e L i n e C a p t i o n > - 
-         < R e p o r t N a m e L b l > R e p o r t N a m e L b l < / R e p o r t N a m e L b l > - 
-         < R u n O n L b l > R u n O n L b l < / R u n O n L b l > - 
-         < T o t a l s L b l > T o t a l s L b l < / T o t a l s L b l > - 
-         < U s e r L b l > U s e r L b l < / U s e r L b l > - 
-         < V e n d o r L b l > V e n d o r L b l < / V e n d o r L b l > - 
-     < / L a b e l s > - 
-     < I t e m > - 
-         < C o m p a n y N a m e > C o m p a n y N a m e < / C o m p a n y N a m e > - 
-         < D e s c r i p t i o n _ I t e m > D e s c r i p t i o n _ I t e m < / D e s c r i p t i o n _ I t e m > - 
-         < G l o b a l D i m 1 F i l t e r _ I t e m > G l o b a l D i m 1 F i l t e r _ I t e m < / G l o b a l D i m 1 F i l t e r _ I t e m > - 
-         < G l o b a l D i m 2 F i l t e r _ I t e m > G l o b a l D i m 2 F i l t e r _ I t e m < / G l o b a l D i m 2 F i l t e r _ I t e m > - 
-         < I t e m B i n F i l t e r > I t e m B i n F i l t e r < / I t e m B i n F i l t e r > - 
-         < I t e m N o > I t e m N o < / I t e m N o > - 
-         < I t e m T a b l e C a p t I t e m F i l t e r > I t e m T a b l e C a p t I t e m F i l t e r < / I t e m T a b l e C a p t I t e m F i l t e r > - 
-         < L o c a t i o n F i l t e r _ I t e m > L o c a t i o n F i l t e r _ I t e m < / L o c a t i o n F i l t e r _ I t e m > - 
-         < O u t s t a n d i n g A m t _ P u r c h L i n e > O u t s t a n d i n g A m t _ P u r c h L i n e < / O u t s t a n d i n g A m t _ P u r c h L i n e > - 
-         < P u r c h a s e L i n e F i l t e r > P u r c h a s e L i n e F i l t e r < / P u r c h a s e L i n e F i l t e r > - 
-         < V a r i a n t F i l t e r _ I t e m > V a r i a n t F i l t e r _ I t e m < / V a r i a n t F i l t e r _ I t e m > - 
-         < P u r c h a s e _ L i n e > - 
-             < B a c k O r d e r Q t y > B a c k O r d e r Q t y < / B a c k O r d e r Q t y > - 
-             < D e s c r i p t i o n 1 _ I t e m > D e s c r i p t i o n 1 _ I t e m < / D e s c r i p t i o n 1 _ I t e m > - 
-             < D i r e c t U n i t C o s t _ P u r c h L i n e > D i r e c t U n i t C o s t _ P u r c h L i n e < / D i r e c t U n i t C o s t _ P u r c h L i n e > - 
-             < D o c u m e n t N o _ P u r c h a s e L i n e > D o c u m e n t N o _ P u r c h a s e L i n e < / D o c u m e n t N o _ P u r c h a s e L i n e > - 
-             < E x p R e c e i p t D t _ P u r c h a s e L i n e > E x p R e c e i p t D t _ P u r c h a s e L i n e < / E x p R e c e i p t D t _ P u r c h a s e L i n e > - 
-             < I n v D i s c o u n t A m t _ P u r c h L i n e > I n v D i s c o u n t A m t _ P u r c h L i n e < / I n v D i s c o u n t A m t _ P u r c h L i n e > - 
-             < L i n e D i s c o u n t _ P u r c h a s e L i n e > L i n e D i s c o u n t _ P u r c h a s e L i n e < / L i n e D i s c o u n t _ P u r c h a s e L i n e > - 
-             < O u t s t a n d i n g A m t 1 _ P u r c h L i n e > O u t s t a n d i n g A m t 1 _ P u r c h L i n e < / O u t s t a n d i n g A m t 1 _ P u r c h L i n e > - 
-             < O u t S t a n d i n g Q t y _ P u r c h L i n e > O u t S t a n d i n g Q t y _ P u r c h L i n e < / O u t S t a n d i n g Q t y _ P u r c h L i n e > - 
-             < P a t t o N a m e _ P u r c h a s e L i n e > P a t t o N a m e _ P u r c h a s e L i n e < / P a t t o N a m e _ P u r c h a s e L i n e > - 
-             < Q u a n t i t y _ P u r c h a s e L i n e > Q u a n t i t y _ P u r c h a s e L i n e < / Q u a n t i t y _ P u r c h a s e L i n e > - 
-         < / P u r c h a s e _ L i n e > - 
-         < S u b t o t a l s > - 
-             < S u b t o t a l s _ A m o u n t O n O r d e r > S u b t o t a l s _ A m o u n t O n O r d e r < / S u b t o t a l s _ A m o u n t O n O r d e r > - 
-             < S u b t o t a l s _ O u t s t a n d i n g Q u a n t i t y > S u b t o t a l s _ O u t s t a n d i n g Q u a n t i t y < / S u b t o t a l s _ O u t s t a n d i n g Q u a n t i t y > - 
-             < S u b t o t a l s _ Q t y O n B a c k O r d e r > S u b t o t a l s _ Q t y O n B a c k O r d e r < / S u b t o t a l s _ Q t y O n B a c k O r d e r > - 
-         < / S u b t o t a l s > - 
-     < / I t e m > - 
-     < T o t a l s > - 
-         < T o t a l s _ O u t s t a n d i n g A m o u n t > T o t a l s _ O u t s t a n d i n g A m o u n t < / T o t a l s _ O u t s t a n d i n g A m o u n t > - 
-     < / T o t a l s > - 
- < / N a v W o r d R e p o r t X m l P a r t > 
+<file path=customXml/item1.xml><?xml version="1.0" encoding="utf-8"?>
+<NavWordReportXmlPart xmlns="urn:microsoft-dynamics-nav/reports/FS_YSD_InventoryPurchaseOrders/50009/">
+  <BCReportInformation>
+    <ReportMetadata>
+      <ExtensionId>Extension ID</ExtensionId>
+      <ExtensionName>Extension Name</ExtensionName>
+      <ExtensionPublisher>Extension Publisher</ExtensionPublisher>
+      <ExtensionVersion>Extension Version</ExtensionVersion>
+      <ReportId>Report ID</ReportId>
+      <ReportName>Report Name</ReportName>
+      <AboutThisReportTitle>About This Report Title</AboutThisReportTitle>
+      <AboutThisReportText>About This Report Text</AboutThisReportText>
+      <ReportHelpLink>Report Help Link</ReportHelpLink>
+      <ReportCaption>Report Caption</ReportCaption>
+    </ReportMetadata>
+    <ReportRequest>
+      <TenantEntraId>Tenant Entra Id</TenantEntraId>
+      <EnvironmentName>Environment Name</EnvironmentName>
+      <EnvironmentType>Environment Type</EnvironmentType>
+      <CompanyName>Company Name</CompanyName>
+      <CompanyDisplayName>Company Display Name</CompanyDisplayName>
+      <CompanyId>Company ID</CompanyId>
+      <UserName>User Name</UserName>
+      <DateAndTime>Date and Time</DateAndTime>
+      <Language>Language</Language>
+      <FormatRegion>Format Region</FormatRegion>
+      <DateTimeValues>
+        <Year>Year</Year>
+        <MonthNumber>Month Number</MonthNumber>
+        <DayNumber>Day Number</DayNumber>
+        <Hour>Hour</Hour>
+        <Minute>Minute</Minute>
+      </DateTimeValues>
+    </ReportRequest>
+    <CompanyMetadata>
+      <CompanyName>Company Name</CompanyName>
+      <CompanyDisplayName>Company Display Name</CompanyDisplayName>
+      <CompanyAddressLines>
+        <CompanyAddressLine1>Company Address Line 1</CompanyAddressLine1>
+        <CompanyAddressLine2>Company Address Line 2</CompanyAddressLine2>
+        <CompanyAddressLine3>Company Address Line 3</CompanyAddressLine3>
+        <CompanyAddressLine4>Company Address Line 4</CompanyAddressLine4>
+        <CompanyAddressLine5>Company Address Line 5</CompanyAddressLine5>
+        <CompanyAddressLine6>Company Address Line 6</CompanyAddressLine6>
+        <CompanyAddressLine7>Company Address Line 7</CompanyAddressLine7>
+        <CompanyAddressLine8>Company Address Line 8</CompanyAddressLine8>
+      </CompanyAddressLines>
+      <CompanyPhone>Company Phone</CompanyPhone>
+      <CompanyPhoneCaption>Company Phone Caption</CompanyPhoneCaption>
+      <CompanyFaxNo>Company Fax No.</CompanyFaxNo>
+      <CompanyFaxNoCaption>Company Fax No. Caption</CompanyFaxNoCaption>
+      <CompanyEmail>Company Email</CompanyEmail>
+      <CompanyEmailCaption>Company Email Caption</CompanyEmailCaption>
+      <CompanyHomePage>Company Home Page</CompanyHomePage>
+      <CompanyHomePageCaption>Company Home Page Caption</CompanyHomePageCaption>
+      <CompanyLogo>Company Logo</CompanyLogo>
+      <CompanyVATRegistrationNo>Company VAT Registration No.</CompanyVATRegistrationNo>
+      <CompanyVATRegistrationNoCaption>Company VAT Registration No. Caption</CompanyVATRegistrationNoCaption>
+      <CompanyRegistrationNo>Company Registration No.</CompanyRegistrationNo>
+      <CompanyRegistrationNoCaption>Company Registration No. Caption</CompanyRegistrationNoCaption>
+      <CompanyBankName>Company Bank Name</CompanyBankName>
+      <CompanyBankNameCaption>Company Bank Name Caption</CompanyBankNameCaption>
+      <CompanyBankAccountNo>Company Bank Account No.</CompanyBankAccountNo>
+      <CompanyBankAccountNoCaption>Company Bank Account No. Caption</CompanyBankAccountNoCaption>
+      <CompanyBankBranchNo>Company Bank Branch No.</CompanyBankBranchNo>
+      <CompanyBankBranchNoCaption>Company Bank Branch No. Caption</CompanyBankBranchNoCaption>
+      <CompanyIBAN>Company IBAN</CompanyIBAN>
+      <CompanyIBANCaption>Company IBAN Caption</CompanyIBANCaption>
+      <CompanyBankSWIFT>Company Bank SWIFT</CompanyBankSWIFT>
+      <CompanyBankSWIFTCaption>Company Bank SWIFT Caption</CompanyBankSWIFTCaption>
+      <CompanyGiroNo>Company Giro No.</CompanyGiroNo>
+      <CompanyGiroNoCaption>Company Giro No. Caption</CompanyGiroNoCaption>
+    </CompanyMetadata>
+  </BCReportInformation>
+  <Labels>
+    <AboutTheReportLbl>AboutTheReportLbl</AboutTheReportLbl>
+    <AmtOnOrderInclVATLbl>AmtOnOrderInclVATLbl</AmtOnOrderInclVATLbl>
+    <CompanyLbl>CompanyLbl</CompanyLbl>
+    <DataRetrieved>DataRetrieved</DataRetrieved>
+    <DirectUnitCost_PurchLineCaption>DirectUnitCost_PurchLineCaption</DirectUnitCost_PurchLineCaption>
+    <DocumentationLbl>DocumentationLbl</DocumentationLbl>
+    <DocumentNo_PurchaseLineCaption>DocumentNo_PurchaseLineCaption</DocumentNo_PurchaseLineCaption>
+    <EnvironmentLbl>EnvironmentLbl</EnvironmentLbl>
+    <ExpectedReceiptDateLbl>ExpectedReceiptDateLbl</ExpectedReceiptDateLbl>
+    <InvDiscountAmountLbl>InvDiscountAmountLbl</InvDiscountAmountLbl>
+    <InventoryPurchOrdersLbl>InventoryPurchOrdersLbl</InventoryPurchOrdersLbl>
+    <InventoryPurchOrdersPrintLbl>InventoryPurchOrdersPrintLbl</InventoryPurchOrdersPrintLbl>
+    <InvPurchOrdersAnalysisLbl>InvPurchOrdersAnalysisLbl</InvPurchOrdersAnalysisLbl>
+    <ItemDescLbl>ItemDescLbl</ItemDescLbl>
+    <ItemNoLbl>ItemNoLbl</ItemNoLbl>
+    <LineDiscountLbl>LineDiscountLbl</LineDiscountLbl>
+    <OutStandingQty_PurchLineCaption>OutStandingQty_PurchLineCaption</OutStandingQty_PurchLineCaption>
+    <QtyOnBackOrderLbl>QtyOnBackOrderLbl</QtyOnBackOrderLbl>
+    <Quantity_PurchaseLineCaption>Quantity_PurchaseLineCaption</Quantity_PurchaseLineCaption>
+    <ReportNameLbl>ReportNameLbl</ReportNameLbl>
+    <RunOnLbl>RunOnLbl</RunOnLbl>
+    <TotalsLbl>TotalsLbl</TotalsLbl>
+    <UserLbl>UserLbl</UserLbl>
+    <VendorLbl>VendorLbl</VendorLbl>
+  </Labels>
+  <Item>
+    <CompanyName>CompanyName</CompanyName>
+    <Description_Item>Description_Item</Description_Item>
+    <GlobalDim1Filter_Item>GlobalDim1Filter_Item</GlobalDim1Filter_Item>
+    <GlobalDim2Filter_Item>GlobalDim2Filter_Item</GlobalDim2Filter_Item>
+    <ItemBinFilter>ItemBinFilter</ItemBinFilter>
+    <ItemNo>ItemNo</ItemNo>
+    <ItemTableCaptItemFilter>ItemTableCaptItemFilter</ItemTableCaptItemFilter>
+    <LocationFilter_Item>LocationFilter_Item</LocationFilter_Item>
+    <OutstandingAmt_PurchLine>OutstandingAmt_PurchLine</OutstandingAmt_PurchLine>
+    <PurchaseLineFilter>PurchaseLineFilter</PurchaseLineFilter>
+    <VariantFilter_Item>VariantFilter_Item</VariantFilter_Item>
+    <Purchase_Line>
+      <BackOrderQty>BackOrderQty</BackOrderQty>
+      <Description1_Item>Description1_Item</Description1_Item>
+      <DirectUnitCost_PurchLine>DirectUnitCost_PurchLine</DirectUnitCost_PurchLine>
+      <DocumentNo_PurchaseLine>DocumentNo_PurchaseLine</DocumentNo_PurchaseLine>
+      <ExpReceiptDt_PurchaseLine>ExpReceiptDt_PurchaseLine</ExpReceiptDt_PurchaseLine>
+      <InvDiscountAmt_PurchLine>InvDiscountAmt_PurchLine</InvDiscountAmt_PurchLine>
+      <LineDiscount_PurchaseLine>LineDiscount_PurchaseLine</LineDiscount_PurchaseLine>
+      <OutstandingAmt1_PurchLine>OutstandingAmt1_PurchLine</OutstandingAmt1_PurchLine>
+      <OutStandingQty_PurchLine>OutStandingQty_PurchLine</OutStandingQty_PurchLine>
+      <PattoName_PurchaseLine>PattoName_PurchaseLine</PattoName_PurchaseLine>
+      <Quantity_PurchaseLine>Quantity_PurchaseLine</Quantity_PurchaseLine>
+    </Purchase_Line>
+    <Subtotals>
+      <Subtotals_AmountOnOrder>Subtotals_AmountOnOrder</Subtotals_AmountOnOrder>
+      <Subtotals_OutstandingQuantity>Subtotals_OutstandingQuantity</Subtotals_OutstandingQuantity>
+      <Subtotals_QtyOnBackOrder>Subtotals_QtyOnBackOrder</Subtotals_QtyOnBackOrder>
+    </Subtotals>
+  </Item>
+  <Totals>
+    <Totals_OutstandingAmount>Totals_OutstandingAmount</Totals_OutstandingAmount>
+  </Totals>
+</NavWordReportXmlPart>
 </file>
 
 <file path=customXml/item2.xml><?xml version="1.0" encoding="utf-8"?>

--- a/Base Application/Inventory/Reports/InventoryPurchaseOrders.docx
+++ b/Base Application/Inventory/Reports/InventoryPurchaseOrders.docx
@@ -4990,141 +4990,195 @@
 </we:webextension>
 </file>
 
-<file path=customXml/item1.xml><?xml version="1.0" encoding="utf-8"?>
-<NavWordReportXmlPart xmlns="urn:microsoft-dynamics-nav/reports/FS_YSD_InventoryPurchaseOrders/50009/">
-  <BCReportInformation>
-    <ReportMetadata>
-      <ExtensionId>Extension ID</ExtensionId>
-      <ExtensionName>Extension Name</ExtensionName>
-      <ExtensionPublisher>Extension Publisher</ExtensionPublisher>
-      <ExtensionVersion>Extension Version</ExtensionVersion>
-      <ReportId>Report ID</ReportId>
-      <ReportName>Report Name</ReportName>
-      <AboutThisReportTitle>About This Report Title</AboutThisReportTitle>
-      <AboutThisReportText>About This Report Text</AboutThisReportText>
-      <ReportHelpLink>Report Help Link</ReportHelpLink>
-      <ReportCaption>Report Caption</ReportCaption>
-    </ReportMetadata>
-    <ReportRequest>
-      <TenantEntraId>Tenant Entra Id</TenantEntraId>
-      <EnvironmentName>Environment Name</EnvironmentName>
-      <EnvironmentType>Environment Type</EnvironmentType>
-      <CompanyName>Company Name</CompanyName>
-      <CompanyDisplayName>Company Display Name</CompanyDisplayName>
-      <CompanyId>Company ID</CompanyId>
-      <UserName>User Name</UserName>
-      <DateAndTime>Date and Time</DateAndTime>
-      <Language>Language</Language>
-      <FormatRegion>Format Region</FormatRegion>
-      <DateTimeValues>
-        <Year>Year</Year>
-        <MonthNumber>Month Number</MonthNumber>
-        <DayNumber>Day Number</DayNumber>
-        <Hour>Hour</Hour>
-        <Minute>Minute</Minute>
-      </DateTimeValues>
-    </ReportRequest>
-    <CompanyMetadata>
-      <CompanyName>Company Name</CompanyName>
-      <CompanyDisplayName>Company Display Name</CompanyDisplayName>
-      <CompanyAddressLines>
-        <CompanyAddressLine1>Company Address Line 1</CompanyAddressLine1>
-        <CompanyAddressLine2>Company Address Line 2</CompanyAddressLine2>
-        <CompanyAddressLine3>Company Address Line 3</CompanyAddressLine3>
-        <CompanyAddressLine4>Company Address Line 4</CompanyAddressLine4>
-        <CompanyAddressLine5>Company Address Line 5</CompanyAddressLine5>
-        <CompanyAddressLine6>Company Address Line 6</CompanyAddressLine6>
-        <CompanyAddressLine7>Company Address Line 7</CompanyAddressLine7>
-        <CompanyAddressLine8>Company Address Line 8</CompanyAddressLine8>
-      </CompanyAddressLines>
-      <CompanyPhone>Company Phone</CompanyPhone>
-      <CompanyPhoneCaption>Company Phone Caption</CompanyPhoneCaption>
-      <CompanyFaxNo>Company Fax No.</CompanyFaxNo>
-      <CompanyFaxNoCaption>Company Fax No. Caption</CompanyFaxNoCaption>
-      <CompanyEmail>Company Email</CompanyEmail>
-      <CompanyEmailCaption>Company Email Caption</CompanyEmailCaption>
-      <CompanyHomePage>Company Home Page</CompanyHomePage>
-      <CompanyHomePageCaption>Company Home Page Caption</CompanyHomePageCaption>
-      <CompanyLogo>Company Logo</CompanyLogo>
-      <CompanyVATRegistrationNo>Company VAT Registration No.</CompanyVATRegistrationNo>
-      <CompanyVATRegistrationNoCaption>Company VAT Registration No. Caption</CompanyVATRegistrationNoCaption>
-      <CompanyRegistrationNo>Company Registration No.</CompanyRegistrationNo>
-      <CompanyRegistrationNoCaption>Company Registration No. Caption</CompanyRegistrationNoCaption>
-      <CompanyBankName>Company Bank Name</CompanyBankName>
-      <CompanyBankNameCaption>Company Bank Name Caption</CompanyBankNameCaption>
-      <CompanyBankAccountNo>Company Bank Account No.</CompanyBankAccountNo>
-      <CompanyBankAccountNoCaption>Company Bank Account No. Caption</CompanyBankAccountNoCaption>
-      <CompanyBankBranchNo>Company Bank Branch No.</CompanyBankBranchNo>
-      <CompanyBankBranchNoCaption>Company Bank Branch No. Caption</CompanyBankBranchNoCaption>
-      <CompanyIBAN>Company IBAN</CompanyIBAN>
-      <CompanyIBANCaption>Company IBAN Caption</CompanyIBANCaption>
-      <CompanyBankSWIFT>Company Bank SWIFT</CompanyBankSWIFT>
-      <CompanyBankSWIFTCaption>Company Bank SWIFT Caption</CompanyBankSWIFTCaption>
-      <CompanyGiroNo>Company Giro No.</CompanyGiroNo>
-      <CompanyGiroNoCaption>Company Giro No. Caption</CompanyGiroNoCaption>
-    </CompanyMetadata>
-  </BCReportInformation>
-  <Labels>
-    <AboutTheReportLbl>AboutTheReportLbl</AboutTheReportLbl>
-    <AmtOnOrderInclVATLbl>AmtOnOrderInclVATLbl</AmtOnOrderInclVATLbl>
-    <CompanyLbl>CompanyLbl</CompanyLbl>
-    <DataRetrieved>DataRetrieved</DataRetrieved>
-    <DirectUnitCost_PurchLineCaption>DirectUnitCost_PurchLineCaption</DirectUnitCost_PurchLineCaption>
-    <DocumentationLbl>DocumentationLbl</DocumentationLbl>
-    <DocumentNo_PurchaseLineCaption>DocumentNo_PurchaseLineCaption</DocumentNo_PurchaseLineCaption>
-    <EnvironmentLbl>EnvironmentLbl</EnvironmentLbl>
-    <ExpectedReceiptDateLbl>ExpectedReceiptDateLbl</ExpectedReceiptDateLbl>
-    <InvDiscountAmountLbl>InvDiscountAmountLbl</InvDiscountAmountLbl>
-    <InventoryPurchOrdersLbl>InventoryPurchOrdersLbl</InventoryPurchOrdersLbl>
-    <InventoryPurchOrdersPrintLbl>InventoryPurchOrdersPrintLbl</InventoryPurchOrdersPrintLbl>
-    <InvPurchOrdersAnalysisLbl>InvPurchOrdersAnalysisLbl</InvPurchOrdersAnalysisLbl>
-    <ItemDescLbl>ItemDescLbl</ItemDescLbl>
-    <ItemNoLbl>ItemNoLbl</ItemNoLbl>
-    <LineDiscountLbl>LineDiscountLbl</LineDiscountLbl>
-    <OutStandingQty_PurchLineCaption>OutStandingQty_PurchLineCaption</OutStandingQty_PurchLineCaption>
-    <QtyOnBackOrderLbl>QtyOnBackOrderLbl</QtyOnBackOrderLbl>
-    <Quantity_PurchaseLineCaption>Quantity_PurchaseLineCaption</Quantity_PurchaseLineCaption>
-    <ReportNameLbl>ReportNameLbl</ReportNameLbl>
-    <RunOnLbl>RunOnLbl</RunOnLbl>
-    <TotalsLbl>TotalsLbl</TotalsLbl>
-    <UserLbl>UserLbl</UserLbl>
-    <VendorLbl>VendorLbl</VendorLbl>
-  </Labels>
-  <Item>
-    <CompanyName>CompanyName</CompanyName>
-    <Description_Item>Description_Item</Description_Item>
-    <GlobalDim1Filter_Item>GlobalDim1Filter_Item</GlobalDim1Filter_Item>
-    <GlobalDim2Filter_Item>GlobalDim2Filter_Item</GlobalDim2Filter_Item>
-    <ItemBinFilter>ItemBinFilter</ItemBinFilter>
-    <ItemNo>ItemNo</ItemNo>
-    <ItemTableCaptItemFilter>ItemTableCaptItemFilter</ItemTableCaptItemFilter>
-    <LocationFilter_Item>LocationFilter_Item</LocationFilter_Item>
-    <OutstandingAmt_PurchLine>OutstandingAmt_PurchLine</OutstandingAmt_PurchLine>
-    <PurchaseLineFilter>PurchaseLineFilter</PurchaseLineFilter>
-    <VariantFilter_Item>VariantFilter_Item</VariantFilter_Item>
-    <Purchase_Line>
-      <BackOrderQty>BackOrderQty</BackOrderQty>
-      <Description1_Item>Description1_Item</Description1_Item>
-      <DirectUnitCost_PurchLine>DirectUnitCost_PurchLine</DirectUnitCost_PurchLine>
-      <DocumentNo_PurchaseLine>DocumentNo_PurchaseLine</DocumentNo_PurchaseLine>
-      <ExpReceiptDt_PurchaseLine>ExpReceiptDt_PurchaseLine</ExpReceiptDt_PurchaseLine>
-      <InvDiscountAmt_PurchLine>InvDiscountAmt_PurchLine</InvDiscountAmt_PurchLine>
-      <LineDiscount_PurchaseLine>LineDiscount_PurchaseLine</LineDiscount_PurchaseLine>
-      <OutstandingAmt1_PurchLine>OutstandingAmt1_PurchLine</OutstandingAmt1_PurchLine>
-      <OutStandingQty_PurchLine>OutStandingQty_PurchLine</OutStandingQty_PurchLine>
-      <PattoName_PurchaseLine>PattoName_PurchaseLine</PattoName_PurchaseLine>
-      <Quantity_PurchaseLine>Quantity_PurchaseLine</Quantity_PurchaseLine>
-    </Purchase_Line>
-    <Subtotals>
-      <Subtotals_AmountOnOrder>Subtotals_AmountOnOrder</Subtotals_AmountOnOrder>
-      <Subtotals_OutstandingQuantity>Subtotals_OutstandingQuantity</Subtotals_OutstandingQuantity>
-      <Subtotals_QtyOnBackOrder>Subtotals_QtyOnBackOrder</Subtotals_QtyOnBackOrder>
-    </Subtotals>
-  </Item>
-  <Totals>
-    <Totals_OutstandingAmount>Totals_OutstandingAmount</Totals_OutstandingAmount>
-  </Totals>
-</NavWordReportXmlPart>
+<file path=customXml/item1.xml>��< ? x m l   v e r s i o n = " 1 . 0 "   e n c o d i n g = " u t f - 1 6 " ? > + 
+ < N a v W o r d R e p o r t X m l P a r t   x m l n s = " u r n : m i c r o s o f t - d y n a m i c s - n a v / r e p o r t s / F S _ Y S D _ I n v e n t o r y P u r c h a s e O r d e r s / 5 0 0 0 9 / " > + 
+     < B C R e p o r t I n f o r m a t i o n > + 
+         < R e p o r t M e t a d a t a > + 
+             < E x t e n s i o n I d > E x t e n s i o n   I D < / E x t e n s i o n I d > + 
+             < E x t e n s i o n N a m e > E x t e n s i o n   N a m e < / E x t e n s i o n N a m e > + 
+             < E x t e n s i o n P u b l i s h e r > E x t e n s i o n   P u b l i s h e r < / E x t e n s i o n P u b l i s h e r > + 
+             < E x t e n s i o n V e r s i o n > E x t e n s i o n   V e r s i o n < / E x t e n s i o n V e r s i o n > + 
+             < R e p o r t I d > R e p o r t   I D < / R e p o r t I d > + 
+             < R e p o r t N a m e > R e p o r t   N a m e < / R e p o r t N a m e > + 
+             < A b o u t T h i s R e p o r t T i t l e > A b o u t   T h i s   R e p o r t   T i t l e < / A b o u t T h i s R e p o r t T i t l e > + 
+             < A b o u t T h i s R e p o r t T e x t > A b o u t   T h i s   R e p o r t   T e x t < / A b o u t T h i s R e p o r t T e x t > + 
+             < R e p o r t H e l p L i n k > R e p o r t   H e l p   L i n k < / R e p o r t H e l p L i n k > + 
+         < / R e p o r t M e t a d a t a > + 
+         < R e p o r t R e q u e s t > + 
+             < T e n a n t E n t r a I d > T e n a n t   E n t r a   I d < / T e n a n t E n t r a I d > + 
+             < E n v i r o n m e n t N a m e > E n v i r o n m e n t   N a m e < / E n v i r o n m e n t N a m e > + 
+             < E n v i r o n m e n t T y p e > E n v i r o n m e n t   T y p e < / E n v i r o n m e n t T y p e > + 
+             < C o m p a n y N a m e > C o m p a n y   N a m e < / C o m p a n y N a m e > + 
+             < C o m p a n y D i s p l a y N a m e > C o m p a n y   D i s p l a y   N a m e < / C o m p a n y D i s p l a y N a m e > + 
+             < C o m p a n y I d > C o m p a n y   I D < / C o m p a n y I d > + 
+             < U s e r N a m e > U s e r   N a m e < / U s e r N a m e > + 
+             < D a t e A n d T i m e > D a t e   a n d   T i m e < / D a t e A n d T i m e > + 
+             < L a n g u a g e > L a n g u a g e < / L a n g u a g e > + 
+             < F o r m a t R e g i o n > F o r m a t   R e g i o n < / F o r m a t R e g i o n > + 
+             < D a t e T i m e V a l u e s > + 
+                 < Y e a r > Y e a r < / Y e a r > + 
+                 < M o n t h N u m b e r > M o n t h   N u m b e r < / M o n t h N u m b e r > + 
+                 < D a y N u m b e r > D a y   N u m b e r < / D a y N u m b e r > + 
+                 < H o u r > H o u r < / H o u r > + 
+                 < M i n u t e > M i n u t e < / M i n u t e > + 
+             < / D a t e T i m e V a l u e s > + 
+         < / R e p o r t R e q u e s t > + 
+     < / B C R e p o r t I n f o r m a t i o n > + 
+     < L a b e l s > + 
+         < A b o u t T h e R e p o r t L b l > A b o u t T h e R e p o r t L b l < / A b o u t T h e R e p o r t L b l > + 
+         < A m t O n O r d e r I n c l V A T L b l > A m t O n O r d e r I n c l V A T L b l < / A m t O n O r d e r I n c l V A T L b l > + 
+         < C o m p a n y L b l > C o m p a n y L b l < / C o m p a n y L b l > + 
+         < D a t a R e t r i e v e d > D a t a R e t r i e v e d < / D a t a R e t r i e v e d > + 
+         < D i r e c t U n i t C o s t _ P u r c h L i n e C a p t i o n > D i r e c t U n i t C o s t _ P u r c h L i n e C a p t i o n < / D i r e c t U n i t C o s t _ P u r c h L i n e C a p t i o n > + 
+         < D o c u m e n t a t i o n L b l > D o c u m e n t a t i o n L b l < / D o c u m e n t a t i o n L b l > + 
+         < D o c u m e n t N o _ P u r c h a s e L i n e C a p t i o n > D o c u m e n t N o _ P u r c h a s e L i n e C a p t i o n < / D o c u m e n t N o _ P u r c h a s e L i n e C a p t i o n > + 
+         < E n v i r o n m e n t L b l > E n v i r o n m e n t L b l < / E n v i r o n m e n t L b l > + 
+         < E x p e c t e d R e c e i p t D a t e L b l > E x p e c t e d R e c e i p t D a t e L b l < / E x p e c t e d R e c e i p t D a t e L b l > + 
+         < I n v D i s c o u n t A m o u n t L b l > I n v D i s c o u n t A m o u n t L b l < / I n v D i s c o u n t A m o u n t L b l > + 
+         < I n v e n t o r y P u r c h O r d e r s L b l > I n v e n t o r y P u r c h O r d e r s L b l < / I n v e n t o r y P u r c h O r d e r s L b l > + 
+         < I n v e n t o r y P u r c h O r d e r s P r i n t L b l > I n v e n t o r y P u r c h O r d e r s P r i n t L b l < / I n v e n t o r y P u r c h O r d e r s P r i n t L b l > + 
+         < I n v P u r c h O r d e r s A n a l y s i s L b l > I n v P u r c h O r d e r s A n a l y s i s L b l < / I n v P u r c h O r d e r s A n a l y s i s L b l > + 
+         < I t e m D e s c L b l > I t e m D e s c L b l < / I t e m D e s c L b l > + 
+         < I t e m N o L b l > I t e m N o L b l < / I t e m N o L b l > + 
+         < L i n e D i s c o u n t L b l > L i n e D i s c o u n t L b l < / L i n e D i s c o u n t L b l > + 
+         < O u t S t a n d i n g Q t y _ P u r c h L i n e C a p t i o n > O u t S t a n d i n g Q t y _ P u r c h L i n e C a p t i o n < / O u t S t a n d i n g Q t y _ P u r c h L i n e C a p t i o n > + 
+         < Q t y O n B a c k O r d e r L b l > Q t y O n B a c k O r d e r L b l < / Q t y O n B a c k O r d e r L b l > + 
+         < Q u a n t i t y _ P u r c h a s e L i n e C a p t i o n > Q u a n t i t y _ P u r c h a s e L i n e C a p t i o n < / Q u a n t i t y _ P u r c h a s e L i n e C a p t i o n > + 
+         < R e p o r t N a m e L b l > R e p o r t N a m e L b l < / R e p o r t N a m e L b l > + 
+         < R u n O n L b l > R u n O n L b l < / R u n O n L b l > + 
+         < T o t a l s L b l > T o t a l s L b l < / T o t a l s L b l > + 
+         < U s e r L b l > U s e r L b l < / U s e r L b l > + 
+         < V e n d o r L b l > V e n d o r L b l < / V e n d o r L b l > + 
+     < / L a b e l s > + 
+     < I t e m > + 
+         < C o m p a n y N a m e > C o m p a n y N a m e < / C o m p a n y N a m e > + 
+         < D e s c r i p t i o n _ I t e m > D e s c r i p t i o n _ I t e m < / D e s c r i p t i o n _ I t e m > + 
+         < G l o b a l D i m 1 F i l t e r _ I t e m > G l o b a l D i m 1 F i l t e r _ I t e m < / G l o b a l D i m 1 F i l t e r _ I t e m > + 
+         < G l o b a l D i m 2 F i l t e r _ I t e m > G l o b a l D i m 2 F i l t e r _ I t e m < / G l o b a l D i m 2 F i l t e r _ I t e m > + 
+         < I t e m B i n F i l t e r > I t e m B i n F i l t e r < / I t e m B i n F i l t e r > + 
+         < I t e m N o > I t e m N o < / I t e m N o > + 
+         < I t e m T a b l e C a p t I t e m F i l t e r > I t e m T a b l e C a p t I t e m F i l t e r < / I t e m T a b l e C a p t I t e m F i l t e r > + 
+         < L o c a t i o n F i l t e r _ I t e m > L o c a t i o n F i l t e r _ I t e m < / L o c a t i o n F i l t e r _ I t e m > + 
+         < O u t s t a n d i n g A m t _ P u r c h L i n e > O u t s t a n d i n g A m t _ P u r c h L i n e < / O u t s t a n d i n g A m t _ P u r c h L i n e > + 
+         < P u r c h a s e L i n e F i l t e r > P u r c h a s e L i n e F i l t e r < / P u r c h a s e L i n e F i l t e r > + 
+         < V a r i a n t F i l t e r _ I t e m > V a r i a n t F i l t e r _ I t e m < / V a r i a n t F i l t e r _ I t e m > + 
+         < P u r c h a s e _ L i n e > + 
+             < B a c k O r d e r Q t y > B a c k O r d e r Q t y < / B a c k O r d e r Q t y > + 
+             < D e s c r i p t i o n 1 _ I t e m > D e s c r i p t i o n 1 _ I t e m < / D e s c r i p t i o n 1 _ I t e m > + 
+             < D i r e c t U n i t C o s t _ P u r c h L i n e > D i r e c t U n i t C o s t _ P u r c h L i n e < / D i r e c t U n i t C o s t _ P u r c h L i n e > + 
+             < D o c u m e n t N o _ P u r c h a s e L i n e > D o c u m e n t N o _ P u r c h a s e L i n e < / D o c u m e n t N o _ P u r c h a s e L i n e > + 
+             < E x p R e c e i p t D t _ P u r c h a s e L i n e > E x p R e c e i p t D t _ P u r c h a s e L i n e < / E x p R e c e i p t D t _ P u r c h a s e L i n e > + 
+             < I n v D i s c o u n t A m t _ P u r c h L i n e > I n v D i s c o u n t A m t _ P u r c h L i n e < / I n v D i s c o u n t A m t _ P u r c h L i n e > + 
+             < L i n e D i s c o u n t _ P u r c h a s e L i n e > L i n e D i s c o u n t _ P u r c h a s e L i n e < / L i n e D i s c o u n t _ P u r c h a s e L i n e > + 
+             < O u t s t a n d i n g A m t 1 _ P u r c h L i n e > O u t s t a n d i n g A m t 1 _ P u r c h L i n e < / O u t s t a n d i n g A m t 1 _ P u r c h L i n e > + 
+             < O u t S t a n d i n g Q t y _ P u r c h L i n e > O u t S t a n d i n g Q t y _ P u r c h L i n e < / O u t S t a n d i n g Q t y _ P u r c h L i n e > + 
+             < P a t t o N a m e _ P u r c h a s e L i n e > P a t t o N a m e _ P u r c h a s e L i n e < / P a t t o N a m e _ P u r c h a s e L i n e > + 
+             < Q u a n t i t y _ P u r c h a s e L i n e > Q u a n t i t y _ P u r c h a s e L i n e < / Q u a n t i t y _ P u r c h a s e L i n e > + 
+         < / P u r c h a s e _ L i n e > + 
+         < S u b t o t a l s > + 
+             < S u b t o t a l s _ A m o u n t O n O r d e r > S u b t o t a l s _ A m o u n t O n O r d e r < / S u b t o t a l s _ A m o u n t O n O r d e r > + 
+             < S u b t o t a l s _ O u t s t a n d i n g Q u a n t i t y > S u b t o t a l s _ O u t s t a n d i n g Q u a n t i t y < / S u b t o t a l s _ O u t s t a n d i n g Q u a n t i t y > + 
+             < S u b t o t a l s _ Q t y O n B a c k O r d e r > S u b t o t a l s _ Q t y O n B a c k O r d e r < / S u b t o t a l s _ Q t y O n B a c k O r d e r > + 
+         < / S u b t o t a l s > + 
+     < / I t e m > + 
+     < T o t a l s > + 
+         < T o t a l s _ O u t s t a n d i n g A m o u n t > T o t a l s _ O u t s t a n d i n g A m o u n t < / T o t a l s _ O u t s t a n d i n g A m o u n t > + 
+     < / T o t a l s > + 
+ < / N a v W o r d R e p o r t X m l P a r t > 
 </file>
 
 <file path=customXml/item2.xml><?xml version="1.0" encoding="utf-8"?>
